--- a/backend/templates/task/CDOGS-TDR-TEMPLATE-v1.docx
+++ b/backend/templates/task/CDOGS-TDR-TEMPLATE-v1.docx
@@ -4900,7 +4900,7 @@
                 <w:szCs w:val="20"/>
                 <w:lang w:val="en-CA"/>
               </w:rPr>
-              <w:t>, {d.attachments[i].takenBy.firstName}</w:t>
+              <w:t>{d.attachments[i].takenBy.firstName:ifEM:hideBegin}, {d.attachments[i].takenBy.firstName}{d.attachments[i].takenBy.firstName:hideEnd}</w:t>
             </w:r>
             <w:r>
               <w:rPr>
